--- a/word_reports/LP_0200_위치_339_Juliette Gréco_Le Disque .docx
+++ b/word_reports/LP_0200_위치_339_Juliette Gréco_Le Disque .docx
@@ -4,7 +4,7 @@
   <w:body>
     <w:p>
       <w:pPr>
-        <w:spacing w:after="280"/>
+        <w:spacing w:after="80"/>
       </w:pPr>
       <w:r>
         <w:rPr w:rFonts="맑은 고딕">
@@ -13,94 +13,47 @@
           <w:color w:val="1E3A8A"/>
           <w:sz w:val="30"/>
         </w:rPr>
-        <w:t>[339] Juliette Gréco - Le Disque D'Or</w:t>
+        <w:t>Juliette Gréco (줄리엣 그레코) - Le Disque D'Or</w:t>
       </w:r>
     </w:p>
     <w:p>
       <w:pPr>
-        <w:spacing w:after="320"/>
+        <w:spacing w:after="240"/>
       </w:pPr>
       <w:r>
         <w:rPr w:rFonts="맑은 고딕">
           <w:rFonts w:ascii="맑은 고딕" w:hAnsi="맑은 고딕" w:eastAsia="맑은 고딕"/>
           <w:b/>
-          <w:sz w:val="20"/>
+          <w:color w:val="4B5563"/>
+          <w:sz w:val="22"/>
         </w:rPr>
-        <w:t>■ 위치 : 339</w:t>
-        <w:br/>
-      </w:r>
-      <w:r>
-        <w:rPr w:rFonts="맑은 고딕">
-          <w:rFonts w:ascii="맑은 고딕" w:hAnsi="맑은 고딕" w:eastAsia="맑은 고딕"/>
-          <w:b/>
-          <w:sz w:val="20"/>
-        </w:rPr>
-        <w:t>■ 아티스트 : Juliette Gréco</w:t>
-        <w:br/>
-      </w:r>
-      <w:r>
-        <w:rPr w:rFonts="맑은 고딕">
-          <w:rFonts w:ascii="맑은 고딕" w:hAnsi="맑은 고딕" w:eastAsia="맑은 고딕"/>
-          <w:b/>
-          <w:sz w:val="20"/>
-        </w:rPr>
-        <w:t>■ 앨범명 : Le Disque D'Or</w:t>
-        <w:br/>
-      </w:r>
-      <w:r>
-        <w:rPr w:rFonts="맑은 고딕">
-          <w:rFonts w:ascii="맑은 고딕" w:hAnsi="맑은 고딕" w:eastAsia="맑은 고딕"/>
-          <w:b w:val="0"/>
-          <w:sz w:val="20"/>
-        </w:rPr>
-        <w:t>■ 음반 레이블 : Philips</w:t>
-        <w:br/>
-      </w:r>
-      <w:r>
-        <w:rPr w:rFonts="맑은 고딕">
-          <w:rFonts w:ascii="맑은 고딕" w:hAnsi="맑은 고딕" w:eastAsia="맑은 고딕"/>
-          <w:b w:val="0"/>
-          <w:sz w:val="20"/>
-        </w:rPr>
-        <w:t>■ 발매년도 : 1967</w:t>
-        <w:br/>
-      </w:r>
-      <w:r>
-        <w:rPr w:rFonts="맑은 고딕">
-          <w:rFonts w:ascii="맑은 고딕" w:hAnsi="맑은 고딕" w:eastAsia="맑은 고딕"/>
-          <w:b w:val="0"/>
-          <w:sz w:val="20"/>
-        </w:rPr>
-        <w:t>■ 장르 : Chanson (샹송) / French Pop</w:t>
-        <w:br/>
-      </w:r>
-      <w:r>
-        <w:rPr w:rFonts="맑은 고딕">
-          <w:rFonts w:ascii="맑은 고딕" w:hAnsi="맑은 고딕" w:eastAsia="맑은 고딕"/>
-          <w:b w:val="0"/>
-          <w:sz w:val="20"/>
-        </w:rPr>
-        <w:t>■ 주요 수록곡 : - Sous le ciel de Paris</w:t>
-        <w:br/>
+        <w:t>위치 :  339</w:t>
       </w:r>
     </w:p>
     <w:p>
       <w:pPr>
-        <w:spacing w:after="160"/>
+        <w:spacing w:line="324" w:lineRule="auto" w:before="80" w:after="160"/>
       </w:pPr>
       <w:r>
         <w:rPr w:rFonts="맑은 고딕">
           <w:rFonts w:ascii="맑은 고딕" w:hAnsi="맑은 고딕" w:eastAsia="맑은 고딕"/>
           <w:b/>
           <w:color w:val="1F2937"/>
-          <w:sz w:val="24"/>
+          <w:sz w:val="22"/>
         </w:rPr>
-        <w:t>■ 음반 해설 및 감상 가이드</w:t>
+        <w:t xml:space="preserve">[음반 소개] </w:t>
+      </w:r>
+      <w:r>
+        <w:rPr w:rFonts="맑은 고딕">
+          <w:rFonts w:ascii="맑은 고딕" w:hAnsi="맑은 고딕" w:eastAsia="맑은 고딕"/>
+          <w:b w:val="0"/>
+          <w:sz w:val="21"/>
+        </w:rPr>
       </w:r>
     </w:p>
     <w:p>
       <w:pPr>
-        <w:spacing w:line="312" w:lineRule="auto" w:after="120"/>
+        <w:spacing w:line="324" w:lineRule="auto" w:after="120"/>
       </w:pPr>
       <w:r>
         <w:rPr w:rFonts="맑은 고딕">
@@ -108,51 +61,516 @@
           <w:b w:val="0"/>
           <w:sz w:val="21"/>
         </w:rPr>
-        <w:t>프랑스 문학적 샹송(Chanson)의 찬란한 지평을 열었던 '실존주의의 뮤즈', 줄리에트 그레코(Juliette Gréco)의 음악적 정수를 담아낸 명 컴필레이션 음반 『Le Disque D'Or』입니다. 1950~60년대 파리 생제르맹데프레의 지성 및 예술가들과 교유하며 시인들의 언어를 노래로 승화시켰던 그녀는, 특유의 검은 옷과 깊은 음색으로 시대의 아방가르드 아이콘으로 자리 잡았습니다. 본 음반은 그녀의 황금기 대표작들을 한데 모아, 프랑스 대중문화사에서 그녀가 차지하는 미학적 위상을 집대성하고 있습니다.</w:t>
+        <w:t>20세기 중반 파리 생제르맹데프레의 짙은 밤안개와 실존주의 철학의 숨결을 목소리로 빚어낸 줄리엣 그레코의 예술적 정수를 담은 황금빛 기록입니다. 그녀의 검은 드레스처럼 짙고 매혹적인 저음은 장 폴 사르트르와 자크 프레베르의 시구(詩句)에 고결한 생명력을 불어넣으며 샹송을 단순한 가요를 넘어 지적인 순수 예술의 반열로 격상시켰습니다. 본작 [Le Disque D'Or]는 당대 프랑스 문화 르네상스의 정점에 서 있던 그녀의 황금기 대표 명곡들을 엄선하여, 반세기가 지난 오늘날에도 아날로그 바이닐의 고풍스러운 질감 속에서 영원히 바래지 않는 파리지앵의 서정과 낭만을 아련하게 펼쳐 보입니다.</w:t>
       </w:r>
     </w:p>
     <w:p>
       <w:pPr>
-        <w:spacing w:line="312" w:lineRule="auto" w:after="120"/>
+        <w:spacing w:line="324" w:lineRule="auto" w:before="200" w:after="80"/>
       </w:pPr>
+      <w:r>
+        <w:rPr w:rFonts="맑은 고딕">
+          <w:rFonts w:ascii="맑은 고딕" w:hAnsi="맑은 고딕" w:eastAsia="맑은 고딕"/>
+          <w:b/>
+          <w:color w:val="1E3A8A"/>
+          <w:sz w:val="24"/>
+        </w:rPr>
+        <w:t>1. 음반 데이터</w:t>
+      </w:r>
+    </w:p>
+    <w:p>
+      <w:pPr>
+        <w:spacing w:line="324" w:lineRule="auto" w:after="80"/>
+      </w:pPr>
+      <w:r>
+        <w:rPr w:rFonts="맑은 고딕">
+          <w:rFonts w:ascii="맑은 고딕" w:hAnsi="맑은 고딕" w:eastAsia="맑은 고딕"/>
+          <w:b w:val="0"/>
+          <w:color w:val="6B7280"/>
+          <w:sz w:val="21"/>
+        </w:rPr>
+        <w:t xml:space="preserve">· </w:t>
+      </w:r>
+      <w:r>
+        <w:rPr w:rFonts="맑은 고딕">
+          <w:rFonts w:ascii="맑은 고딕" w:hAnsi="맑은 고딕" w:eastAsia="맑은 고딕"/>
+          <w:b/>
+          <w:color w:val="1F2937"/>
+          <w:sz w:val="21"/>
+        </w:rPr>
+        <w:t xml:space="preserve">앨범명: </w:t>
+      </w:r>
       <w:r>
         <w:rPr w:rFonts="맑은 고딕">
           <w:rFonts w:ascii="맑은 고딕" w:hAnsi="맑은 고딕" w:eastAsia="맑은 고딕"/>
           <w:b w:val="0"/>
           <w:sz w:val="21"/>
         </w:rPr>
-        <w:t>그레코의 보컬은 단순한 가창을 넘어 한 편의 시극(詩劇)을 감상하는 듯한 깊은 연극적 몰입감을 선사합니다. 중저음의 매혹적이고도 낮게 읊조리는 음색, 정확한 발음에서 나오는 문학적 전달력, 그리고 음표 하나하나에 생명력을 불어넣는 섬세한 표현력은 타의 추종을 불허합니다. 세련된 오케스트라 편곡과 절제된 반주는 그녀의 목소리가 지닌 서사성을 더욱 돋보이게 만들며, '듣는 음악'을 넘어 'narrative(서사)가 있는 예술'로서의 샹송의 본질을 극명하게 보여줍니다.</w:t>
+        <w:t>Le Disque D'Or</w:t>
       </w:r>
     </w:p>
     <w:p>
       <w:pPr>
-        <w:spacing w:line="312" w:lineRule="auto" w:after="120"/>
+        <w:spacing w:line="324" w:lineRule="auto" w:after="80"/>
       </w:pPr>
+      <w:r>
+        <w:rPr w:rFonts="맑은 고딕">
+          <w:rFonts w:ascii="맑은 고딕" w:hAnsi="맑은 고딕" w:eastAsia="맑은 고딕"/>
+          <w:b w:val="0"/>
+          <w:color w:val="6B7280"/>
+          <w:sz w:val="21"/>
+        </w:rPr>
+        <w:t xml:space="preserve">· </w:t>
+      </w:r>
+      <w:r>
+        <w:rPr w:rFonts="맑은 고딕">
+          <w:rFonts w:ascii="맑은 고딕" w:hAnsi="맑은 고딕" w:eastAsia="맑은 고딕"/>
+          <w:b/>
+          <w:color w:val="1F2937"/>
+          <w:sz w:val="21"/>
+        </w:rPr>
+        <w:t xml:space="preserve">아티스트: </w:t>
+      </w:r>
       <w:r>
         <w:rPr w:rFonts="맑은 고딕">
           <w:rFonts w:ascii="맑은 고딕" w:hAnsi="맑은 고딕" w:eastAsia="맑은 고딕"/>
           <w:b w:val="0"/>
           <w:sz w:val="21"/>
         </w:rPr>
-        <w:t>수록곡들 역시 샹송 역사에 길이 남을 명곡들로 채워져 있습니다. 파리의 낭만과 고독을 우아하게 그려낸 대표곡 「Sous le ciel de Paris」를 비롯하여, 세르주 갱스부르가 선물한 묘한 중독성의 「La Javanaise」, 그리고 그녀 특유의 도발적이고 관능적인 매력이 돋보이는 「Déshabillez-moi」 등은 감상의 즐거움을 극대화합니다. LP 특유의 따스하고 풍성한 아날로그 질감은 그녀의 미세한 숨소리와 울림까지 생생하게 전하여, 마치 파리의 오래된 카바레 한가운데 있는 듯한 착각을 불러일으킵니다.</w:t>
+        <w:t>Juliette Gréco (줄리엣 그레코)</w:t>
       </w:r>
     </w:p>
     <w:p>
       <w:pPr>
-        <w:spacing w:line="312" w:lineRule="auto" w:after="120"/>
+        <w:spacing w:line="324" w:lineRule="auto" w:after="80"/>
       </w:pPr>
+      <w:r>
+        <w:rPr w:rFonts="맑은 고딕">
+          <w:rFonts w:ascii="맑은 고딕" w:hAnsi="맑은 고딕" w:eastAsia="맑은 고딕"/>
+          <w:b w:val="0"/>
+          <w:color w:val="6B7280"/>
+          <w:sz w:val="21"/>
+        </w:rPr>
+        <w:t xml:space="preserve">· </w:t>
+      </w:r>
+      <w:r>
+        <w:rPr w:rFonts="맑은 고딕">
+          <w:rFonts w:ascii="맑은 고딕" w:hAnsi="맑은 고딕" w:eastAsia="맑은 고딕"/>
+          <w:b/>
+          <w:color w:val="1F2937"/>
+          <w:sz w:val="21"/>
+        </w:rPr>
+        <w:t xml:space="preserve">발매 정보: </w:t>
+      </w:r>
       <w:r>
         <w:rPr w:rFonts="맑은 고딕">
           <w:rFonts w:ascii="맑은 고딕" w:hAnsi="맑은 고딕" w:eastAsia="맑은 고딕"/>
           <w:b w:val="0"/>
           <w:sz w:val="21"/>
         </w:rPr>
-        <w:t>『Le Disque D'Or』는 단순한 히트곡 모음집을 넘어, 프랑스 모던 샹송이 도달했던 가장 지적인 순간을 기록한 음악적 유산입니다. 줄리에트 그레코라는 위대한 아티스트의 독보적인 예술성을 고스란히 체험하고자 하는 음악 애호가와 LP 컬렉터 모두에게 시대를 초월한 감동과 깊은 여운을 선사하는 소중한 명반입니다.</w:t>
+        <w:t>1960~70년대 프랑스 필립스(Philips) 레이블을 중심으로 기획 발매된 골든 베스트 컴필레이션 음반으로, 줄리엣 그레코가 프랑스 지성계와 뜨겁게 호흡하며 남긴 찬란한 녹음 유산들을 집대성한 역사적 명반입니다.</w:t>
+      </w:r>
+    </w:p>
+    <w:p>
+      <w:pPr>
+        <w:spacing w:line="324" w:lineRule="auto" w:after="80"/>
+      </w:pPr>
+      <w:r>
+        <w:rPr w:rFonts="맑은 고딕">
+          <w:rFonts w:ascii="맑은 고딕" w:hAnsi="맑은 고딕" w:eastAsia="맑은 고딕"/>
+          <w:b w:val="0"/>
+          <w:color w:val="6B7280"/>
+          <w:sz w:val="21"/>
+        </w:rPr>
+        <w:t xml:space="preserve">· </w:t>
+      </w:r>
+      <w:r>
+        <w:rPr w:rFonts="맑은 고딕">
+          <w:rFonts w:ascii="맑은 고딕" w:hAnsi="맑은 고딕" w:eastAsia="맑은 고딕"/>
+          <w:b/>
+          <w:color w:val="1F2937"/>
+          <w:sz w:val="21"/>
+        </w:rPr>
+        <w:t xml:space="preserve">LP 인기도(판매량): </w:t>
+      </w:r>
+      <w:r>
+        <w:rPr w:rFonts="맑은 고딕">
+          <w:rFonts w:ascii="맑은 고딕" w:hAnsi="맑은 고딕" w:eastAsia="맑은 고딕"/>
+          <w:b w:val="0"/>
+          <w:sz w:val="21"/>
+        </w:rPr>
+        <w:t>발매 당시 프랑스 본국은 물론 유럽 전역과 일본 등지에서 높은 판매고를 기록하며 차트 상위권에 올랐고, '황금 디스크(골드 레코드)'라는 타이틀에 걸맞은 대중적 사랑을 받으며 샹송 애호가들의 필청반으로 확고히 자리매김했습니다.</w:t>
+      </w:r>
+    </w:p>
+    <w:p>
+      <w:pPr>
+        <w:spacing w:line="324" w:lineRule="auto" w:after="80"/>
+      </w:pPr>
+      <w:r>
+        <w:rPr w:rFonts="맑은 고딕">
+          <w:rFonts w:ascii="맑은 고딕" w:hAnsi="맑은 고딕" w:eastAsia="맑은 고딕"/>
+          <w:b w:val="0"/>
+          <w:color w:val="6B7280"/>
+          <w:sz w:val="21"/>
+        </w:rPr>
+        <w:t xml:space="preserve">· </w:t>
+      </w:r>
+      <w:r>
+        <w:rPr w:rFonts="맑은 고딕">
+          <w:rFonts w:ascii="맑은 고딕" w:hAnsi="맑은 고딕" w:eastAsia="맑은 고딕"/>
+          <w:b/>
+          <w:color w:val="1F2937"/>
+          <w:sz w:val="21"/>
+        </w:rPr>
+        <w:t xml:space="preserve">각종 수상경력: </w:t>
+      </w:r>
+      <w:r>
+        <w:rPr w:rFonts="맑은 고딕">
+          <w:rFonts w:ascii="맑은 고딕" w:hAnsi="맑은 고딕" w:eastAsia="맑은 고딕"/>
+          <w:b w:val="0"/>
+          <w:sz w:val="21"/>
+        </w:rPr>
+        <w:t>프랑스 음반계 최고 권위의 아카데미 샤를 크로(Académie Charles-Cros) 그랑프리 수상을 비롯하여, 레지옹 도뇌르 훈장과 문화예술공로훈장 코망되르를 수훈한 거장의 위엄과 음악적 권위가 오롯이 담겨 있습니다.</w:t>
+      </w:r>
+    </w:p>
+    <w:p>
+      <w:pPr>
+        <w:spacing w:line="324" w:lineRule="auto" w:before="200" w:after="80"/>
+      </w:pPr>
+      <w:r>
+        <w:rPr w:rFonts="맑은 고딕">
+          <w:rFonts w:ascii="맑은 고딕" w:hAnsi="맑은 고딕" w:eastAsia="맑은 고딕"/>
+          <w:b/>
+          <w:color w:val="1E3A8A"/>
+          <w:sz w:val="24"/>
+        </w:rPr>
+        <w:t>2. 아티스트 정보</w:t>
+      </w:r>
+    </w:p>
+    <w:p>
+      <w:pPr>
+        <w:spacing w:line="324" w:lineRule="auto" w:after="80"/>
+      </w:pPr>
+      <w:r>
+        <w:rPr w:rFonts="맑은 고딕">
+          <w:rFonts w:ascii="맑은 고딕" w:hAnsi="맑은 고딕" w:eastAsia="맑은 고딕"/>
+          <w:b w:val="0"/>
+          <w:color w:val="6B7280"/>
+          <w:sz w:val="21"/>
+        </w:rPr>
+        <w:t xml:space="preserve">· </w:t>
+      </w:r>
+      <w:r>
+        <w:rPr w:rFonts="맑은 고딕">
+          <w:rFonts w:ascii="맑은 고딕" w:hAnsi="맑은 고딕" w:eastAsia="맑은 고딕"/>
+          <w:b/>
+          <w:color w:val="1F2937"/>
+          <w:sz w:val="21"/>
+        </w:rPr>
+        <w:t xml:space="preserve">국적: </w:t>
+      </w:r>
+      <w:r>
+        <w:rPr w:rFonts="맑은 고딕">
+          <w:rFonts w:ascii="맑은 고딕" w:hAnsi="맑은 고딕" w:eastAsia="맑은 고딕"/>
+          <w:b w:val="0"/>
+          <w:sz w:val="21"/>
+        </w:rPr>
+        <w:t>프랑스 (France)</w:t>
+      </w:r>
+    </w:p>
+    <w:p>
+      <w:pPr>
+        <w:spacing w:line="324" w:lineRule="auto" w:after="80"/>
+      </w:pPr>
+      <w:r>
+        <w:rPr w:rFonts="맑은 고딕">
+          <w:rFonts w:ascii="맑은 고딕" w:hAnsi="맑은 고딕" w:eastAsia="맑은 고딕"/>
+          <w:b w:val="0"/>
+          <w:color w:val="6B7280"/>
+          <w:sz w:val="21"/>
+        </w:rPr>
+        <w:t xml:space="preserve">· </w:t>
+      </w:r>
+      <w:r>
+        <w:rPr w:rFonts="맑은 고딕">
+          <w:rFonts w:ascii="맑은 고딕" w:hAnsi="맑은 고딕" w:eastAsia="맑은 고딕"/>
+          <w:b/>
+          <w:color w:val="1F2937"/>
+          <w:sz w:val="21"/>
+        </w:rPr>
+        <w:t xml:space="preserve">생몰년도: </w:t>
+      </w:r>
+      <w:r>
+        <w:rPr w:rFonts="맑은 고딕">
+          <w:rFonts w:ascii="맑은 고딕" w:hAnsi="맑은 고딕" w:eastAsia="맑은 고딕"/>
+          <w:b w:val="0"/>
+          <w:sz w:val="21"/>
+        </w:rPr>
+        <w:t>1927년 2월 7일 ~ 2020년 9월 23일</w:t>
+      </w:r>
+    </w:p>
+    <w:p>
+      <w:pPr>
+        <w:spacing w:line="324" w:lineRule="auto" w:after="80"/>
+      </w:pPr>
+      <w:r>
+        <w:rPr w:rFonts="맑은 고딕">
+          <w:rFonts w:ascii="맑은 고딕" w:hAnsi="맑은 고딕" w:eastAsia="맑은 고딕"/>
+          <w:b w:val="0"/>
+          <w:color w:val="6B7280"/>
+          <w:sz w:val="21"/>
+        </w:rPr>
+        <w:t xml:space="preserve">· </w:t>
+      </w:r>
+      <w:r>
+        <w:rPr w:rFonts="맑은 고딕">
+          <w:rFonts w:ascii="맑은 고딕" w:hAnsi="맑은 고딕" w:eastAsia="맑은 고딕"/>
+          <w:b/>
+          <w:color w:val="1F2937"/>
+          <w:sz w:val="21"/>
+        </w:rPr>
+        <w:t xml:space="preserve">그룹 소속: </w:t>
+      </w:r>
+      <w:r>
+        <w:rPr w:rFonts="맑은 고딕">
+          <w:rFonts w:ascii="맑은 고딕" w:hAnsi="맑은 고딕" w:eastAsia="맑은 고딕"/>
+          <w:b w:val="0"/>
+          <w:sz w:val="21"/>
+        </w:rPr>
+        <w:t>솔로 (Solo)</w:t>
+      </w:r>
+    </w:p>
+    <w:p>
+      <w:pPr>
+        <w:spacing w:line="324" w:lineRule="auto" w:after="80"/>
+      </w:pPr>
+      <w:r>
+        <w:rPr w:rFonts="맑은 고딕">
+          <w:rFonts w:ascii="맑은 고딕" w:hAnsi="맑은 고딕" w:eastAsia="맑은 고딕"/>
+          <w:b w:val="0"/>
+          <w:color w:val="6B7280"/>
+          <w:sz w:val="21"/>
+        </w:rPr>
+        <w:t xml:space="preserve">· </w:t>
+      </w:r>
+      <w:r>
+        <w:rPr w:rFonts="맑은 고딕">
+          <w:rFonts w:ascii="맑은 고딕" w:hAnsi="맑은 고딕" w:eastAsia="맑은 고딕"/>
+          <w:b/>
+          <w:color w:val="1F2937"/>
+          <w:sz w:val="21"/>
+        </w:rPr>
+        <w:t xml:space="preserve">아티스트 소개: </w:t>
+      </w:r>
+      <w:r>
+        <w:rPr w:rFonts="맑은 고딕">
+          <w:rFonts w:ascii="맑은 고딕" w:hAnsi="맑은 고딕" w:eastAsia="맑은 고딕"/>
+          <w:b w:val="0"/>
+          <w:sz w:val="21"/>
+        </w:rPr>
+        <w:t>줄리엣 그레코는 제2차 세계대전 직후 파리의 지적·예술적 해방구였던 생제르맹데프레의 '영원한 뮤즈'이자 프랑스 샹송의 자존심으로 불린 전설적인 보컬리스트입니다. 특유의 지적이고 관능적인 콘트랄토(Contralto) 보이스와 완벽한 시적 딕션으로 문학과 음악의 경계를 허물며 20세기 유럽 문화사에 독보적인 족적을 남겼습니다.</w:t>
+      </w:r>
+    </w:p>
+    <w:p>
+      <w:pPr>
+        <w:spacing w:line="324" w:lineRule="auto" w:before="200" w:after="80"/>
+      </w:pPr>
+      <w:r>
+        <w:rPr w:rFonts="맑은 고딕">
+          <w:rFonts w:ascii="맑은 고딕" w:hAnsi="맑은 고딕" w:eastAsia="맑은 고딕"/>
+          <w:b/>
+          <w:color w:val="1E3A8A"/>
+          <w:sz w:val="24"/>
+        </w:rPr>
+        <w:t>3. 음반 상세 분석</w:t>
+      </w:r>
+    </w:p>
+    <w:p>
+      <w:pPr>
+        <w:spacing w:line="324" w:lineRule="auto" w:after="80"/>
+      </w:pPr>
+      <w:r>
+        <w:rPr w:rFonts="맑은 고딕">
+          <w:rFonts w:ascii="맑은 고딕" w:hAnsi="맑은 고딕" w:eastAsia="맑은 고딕"/>
+          <w:b w:val="0"/>
+          <w:color w:val="6B7280"/>
+          <w:sz w:val="21"/>
+        </w:rPr>
+        <w:t xml:space="preserve">· </w:t>
+      </w:r>
+      <w:r>
+        <w:rPr w:rFonts="맑은 고딕">
+          <w:rFonts w:ascii="맑은 고딕" w:hAnsi="맑은 고딕" w:eastAsia="맑은 고딕"/>
+          <w:b/>
+          <w:color w:val="1F2937"/>
+          <w:sz w:val="21"/>
+        </w:rPr>
+        <w:t xml:space="preserve">역사적 위치: </w:t>
+      </w:r>
+      <w:r>
+        <w:rPr w:rFonts="맑은 고딕">
+          <w:rFonts w:ascii="맑은 고딕" w:hAnsi="맑은 고딕" w:eastAsia="맑은 고딕"/>
+          <w:b w:val="0"/>
+          <w:sz w:val="21"/>
+        </w:rPr>
+        <w:t>본작은 전후 유럽의 시대정신 속에서 '가사를 노래하는 예술(Chanson à texte)'이 도달할 수 있는 미학적 정점을 증명한 앨범입니다. 레오 페레, 세르주 갱스부르, 자크 브렐 등 당대 최고의 시인과 작곡가들이 헌정한 걸작들이 그레코라는 비할 데 없는 프리즘을 거치며 프랑스 현대 예술가곡의 완벽한 전범으로 승화되었습니다.</w:t>
+      </w:r>
+    </w:p>
+    <w:p>
+      <w:pPr>
+        <w:spacing w:line="324" w:lineRule="auto" w:after="80"/>
+      </w:pPr>
+      <w:r>
+        <w:rPr w:rFonts="맑은 고딕">
+          <w:rFonts w:ascii="맑은 고딕" w:hAnsi="맑은 고딕" w:eastAsia="맑은 고딕"/>
+          <w:b w:val="0"/>
+          <w:color w:val="6B7280"/>
+          <w:sz w:val="21"/>
+        </w:rPr>
+        <w:t xml:space="preserve">· </w:t>
+      </w:r>
+      <w:r>
+        <w:rPr w:rFonts="맑은 고딕">
+          <w:rFonts w:ascii="맑은 고딕" w:hAnsi="맑은 고딕" w:eastAsia="맑은 고딕"/>
+          <w:b/>
+          <w:color w:val="1F2937"/>
+          <w:sz w:val="21"/>
+        </w:rPr>
+        <w:t xml:space="preserve">시대의 흔적(스토리텔링): </w:t>
+      </w:r>
+      <w:r>
+        <w:rPr w:rFonts="맑은 고딕">
+          <w:rFonts w:ascii="맑은 고딕" w:hAnsi="맑은 고딕" w:eastAsia="맑은 고딕"/>
+          <w:b w:val="0"/>
+          <w:sz w:val="21"/>
+        </w:rPr>
+        <w:t>전쟁의 폐허와 상흔을 딛고 피어난 카르티에 라탱의 지하 카페 '타부(Le Tabou)'의 짙은 담배 연기, 알베르 카뮈와 사르트르가 나누던 실존적 고뇌의 공기가 그대로 배어 있습니다. 절망 속에서도 자유와 사랑을 갈망하던 당대 청춘들의 심미적 낭만과 시대적 온도가 그녀의 깊은 호흡마다 서려 있습니다.</w:t>
+      </w:r>
+    </w:p>
+    <w:p>
+      <w:pPr>
+        <w:spacing w:line="324" w:lineRule="auto" w:before="200" w:after="80"/>
+      </w:pPr>
+      <w:r>
+        <w:rPr w:rFonts="맑은 고딕">
+          <w:rFonts w:ascii="맑은 고딕" w:hAnsi="맑은 고딕" w:eastAsia="맑은 고딕"/>
+          <w:b/>
+          <w:color w:val="1E3A8A"/>
+          <w:sz w:val="24"/>
+        </w:rPr>
+        <w:t>4. 주요 수록곡 및 감상 제언</w:t>
+      </w:r>
+    </w:p>
+    <w:p>
+      <w:pPr>
+        <w:spacing w:line="324" w:lineRule="auto" w:after="80"/>
+      </w:pPr>
+      <w:r>
+        <w:rPr w:rFonts="맑은 고딕">
+          <w:rFonts w:ascii="맑은 고딕" w:hAnsi="맑은 고딕" w:eastAsia="맑은 고딕"/>
+          <w:b w:val="0"/>
+          <w:color w:val="6B7280"/>
+          <w:sz w:val="21"/>
+        </w:rPr>
+        <w:t xml:space="preserve">· </w:t>
+      </w:r>
+      <w:r>
+        <w:rPr w:rFonts="맑은 고딕">
+          <w:rFonts w:ascii="맑은 고딕" w:hAnsi="맑은 고딕" w:eastAsia="맑은 고딕"/>
+          <w:b/>
+          <w:color w:val="1F2937"/>
+          <w:sz w:val="21"/>
+        </w:rPr>
+        <w:t xml:space="preserve">주요 수록곡 특징: </w:t>
+      </w:r>
+      <w:r>
+        <w:rPr w:rFonts="맑은 고딕">
+          <w:rFonts w:ascii="맑은 고딕" w:hAnsi="맑은 고딕" w:eastAsia="맑은 고딕"/>
+          <w:b w:val="0"/>
+          <w:sz w:val="21"/>
+        </w:rPr>
+        <w:t>파리의 하늘 아래 흐르는 삶의 애환과 서정을 유려하게 노래한 'Sous le ciel de Paris', 관능과 도발의 미학을 지극히 우아하게 읊조리는 'Déshabillez-moi', 그리고 세르주 갱스부르의 섬세한 멜로디에 실린 애틋한 시정이 돋보이는 'La Javanaise' 등 수록곡 하나하나가 한 편의 완벽한 흑백 모노드라마처럼 전개됩니다.</w:t>
+      </w:r>
+    </w:p>
+    <w:p>
+      <w:pPr>
+        <w:spacing w:line="324" w:lineRule="auto" w:after="80"/>
+      </w:pPr>
+      <w:r>
+        <w:rPr w:rFonts="맑은 고딕">
+          <w:rFonts w:ascii="맑은 고딕" w:hAnsi="맑은 고딕" w:eastAsia="맑은 고딕"/>
+          <w:b w:val="0"/>
+          <w:color w:val="6B7280"/>
+          <w:sz w:val="21"/>
+        </w:rPr>
+        <w:t xml:space="preserve">· </w:t>
+      </w:r>
+      <w:r>
+        <w:rPr w:rFonts="맑은 고딕">
+          <w:rFonts w:ascii="맑은 고딕" w:hAnsi="맑은 고딕" w:eastAsia="맑은 고딕"/>
+          <w:b/>
+          <w:color w:val="1F2937"/>
+          <w:sz w:val="21"/>
+        </w:rPr>
+        <w:t xml:space="preserve">빈티지 감상 제언: </w:t>
+      </w:r>
+      <w:r>
+        <w:rPr w:rFonts="맑은 고딕">
+          <w:rFonts w:ascii="맑은 고딕" w:hAnsi="맑은 고딕" w:eastAsia="맑은 고딕"/>
+          <w:b w:val="0"/>
+          <w:sz w:val="21"/>
+        </w:rPr>
+        <w:t>턴테이블의 카트리지가 소리골을 스치며 일으키는 미세한 마찰음마저 센강의 빗소리처럼 낭만적으로 다가오는 음반입니다. 진공관 앰프의 온화한 배음과 밀도 높은 중음역을 재생하는 빈티지 스피커를 매칭할 때, 귀가를 부드럽게 감싸는 그녀의 깊고 어두운 저음과 속삭이듯 섬세한 숨결이 리스닝 룸을 단숨에 파리의 심야 살롱으로 물들입니다.</w:t>
+      </w:r>
+    </w:p>
+    <w:p>
+      <w:pPr>
+        <w:spacing w:line="324" w:lineRule="auto" w:after="80"/>
+      </w:pPr>
+      <w:r>
+        <w:rPr w:rFonts="맑은 고딕">
+          <w:rFonts w:ascii="맑은 고딕" w:hAnsi="맑은 고딕" w:eastAsia="맑은 고딕"/>
+          <w:b w:val="0"/>
+          <w:color w:val="6B7280"/>
+          <w:sz w:val="21"/>
+        </w:rPr>
+        <w:t xml:space="preserve">· </w:t>
+      </w:r>
+      <w:r>
+        <w:rPr w:rFonts="맑은 고딕">
+          <w:rFonts w:ascii="맑은 고딕" w:hAnsi="맑은 고딕" w:eastAsia="맑은 고딕"/>
+          <w:b/>
+          <w:color w:val="1F2937"/>
+          <w:sz w:val="21"/>
+        </w:rPr>
+        <w:t xml:space="preserve">소장 가치: </w:t>
+      </w:r>
+      <w:r>
+        <w:rPr w:rFonts="맑은 고딕">
+          <w:rFonts w:ascii="맑은 고딕" w:hAnsi="맑은 고딕" w:eastAsia="맑은 고딕"/>
+          <w:b w:val="0"/>
+          <w:sz w:val="21"/>
+        </w:rPr>
+        <w:t>프랑스 문화 예술의 황금기를 관통하는 줄리엣 그레코의 독보적인 예술혼이 응축된 명반으로, 아날로그 시절 특유의 풍윤하고 깊이 있는 마스터링 사운드를 그대로 간직하고 있어 정통 프렌치 샹송과 빈티지 보컬 LP를 사랑하는 컬렉터라면 반드시 곁에 두어야 할 영구 소장반입니다.</w:t>
+      </w:r>
+    </w:p>
+    <w:p>
+      <w:pPr>
+        <w:spacing w:line="324" w:lineRule="auto" w:after="120" w:before="160"/>
+      </w:pPr>
+      <w:r>
+        <w:rPr w:rFonts="맑은 고딕">
+          <w:rFonts w:ascii="맑은 고딕" w:hAnsi="맑은 고딕" w:eastAsia="맑은 고딕"/>
+          <w:b/>
+          <w:color w:val="4338CA"/>
+          <w:sz w:val="21"/>
+        </w:rPr>
+        <w:t>이 음반을 통해 20세기 파리의 밤을 낭만과 지성으로 물들였던 줄리엣 그레코의 흑백 미학이 전해주는 감동을 다시 한번 경험해 보시는 것은 어떨까요?</w:t>
       </w:r>
     </w:p>
     <w:sectPr>
       <w:pgSz w:w="12240" w:h="15840"/>
-      <w:pgMar w:top="1440" w:right="1440" w:bottom="1440" w:left="1440" w:header="720" w:footer="720" w:gutter="0"/>
+      <w:pgMar w:top="1152" w:right="1296" w:bottom="1152" w:left="1296" w:header="720" w:footer="720" w:gutter="0"/>
       <w:cols w:space="720"/>
       <w:docGrid w:linePitch="360"/>
     </w:sectPr>

--- a/word_reports/LP_0200_위치_339_Juliette Gréco_Le Disque .docx
+++ b/word_reports/LP_0200_위치_339_Juliette Gréco_Le Disque .docx
@@ -32,7 +32,7 @@
     </w:p>
     <w:p>
       <w:pPr>
-        <w:spacing w:line="324" w:lineRule="auto" w:before="80" w:after="160"/>
+        <w:spacing w:line="324" w:lineRule="auto" w:before="80" w:after="120"/>
       </w:pPr>
       <w:r>
         <w:rPr w:rFonts="맑은 고딕">
@@ -42,13 +42,6 @@
           <w:sz w:val="22"/>
         </w:rPr>
         <w:t xml:space="preserve">[음반 소개] </w:t>
-      </w:r>
-      <w:r>
-        <w:rPr w:rFonts="맑은 고딕">
-          <w:rFonts w:ascii="맑은 고딕" w:hAnsi="맑은 고딕" w:eastAsia="맑은 고딕"/>
-          <w:b w:val="0"/>
-          <w:sz w:val="21"/>
-        </w:rPr>
       </w:r>
     </w:p>
     <w:p>
@@ -61,7 +54,46 @@
           <w:b w:val="0"/>
           <w:sz w:val="21"/>
         </w:rPr>
-        <w:t>20세기 중반 파리 생제르맹데프레의 짙은 밤안개와 실존주의 철학의 숨결을 목소리로 빚어낸 줄리엣 그레코의 예술적 정수를 담은 황금빛 기록입니다. 그녀의 검은 드레스처럼 짙고 매혹적인 저음은 장 폴 사르트르와 자크 프레베르의 시구(詩句)에 고결한 생명력을 불어넣으며 샹송을 단순한 가요를 넘어 지적인 순수 예술의 반열로 격상시켰습니다. 본작 [Le Disque D'Or]는 당대 프랑스 문화 르네상스의 정점에 서 있던 그녀의 황금기 대표 명곡들을 엄선하여, 반세기가 지난 오늘날에도 아날로그 바이닐의 고풍스러운 질감 속에서 영원히 바래지 않는 파리지앵의 서정과 낭만을 아련하게 펼쳐 보입니다.</w:t>
+        <w:t>제2차 세계대전의 상흔이 채 가시지 않았던 1940년대 후반부터 1950년대, 파리 좌안의 생제르맹데프레(Saint-Germain-des-Prés)는 폐허 위에서 새로운 정신적 해방을 갈망하던 예술가와 지성인들의 피난처였습니다. 칠흑 같은 검은 옷과 깊이를 가늠할 수 없는 그윽한 눈빛, 그리고 폐부를 찌르는 묵직한 콘트랄토(Contralto) 음색으로 이 지적 해방구의 중심에 섰던 인물이 바로 줄리엣 그레코였습니다. 장 폴 사르트르는 그녀를 가리켜 "그녀의 목소리 속에는 수백만 편의 시가 잠들어 있다"고 찬탄했고, 알베르 카뮈와 보리스 비앙은 그녀의 존재 자체를 실존주의의 살아있는 뮤즈로 받들었습니다.</w:t>
+      </w:r>
+    </w:p>
+    <w:p>
+      <w:pPr>
+        <w:spacing w:line="324" w:lineRule="auto" w:after="120"/>
+      </w:pPr>
+      <w:r>
+        <w:rPr w:rFonts="맑은 고딕">
+          <w:rFonts w:ascii="맑은 고딕" w:hAnsi="맑은 고딕" w:eastAsia="맑은 고딕"/>
+          <w:b w:val="0"/>
+          <w:sz w:val="21"/>
+        </w:rPr>
+        <w:t>본 앨범 《Le Disque D'Or》(골든 디스크)는 줄리엣 그레코가 프랑스 대중음악사, 나아가 세계 예술가곡의 역사에 아로새긴 가장 찬란한 유산들을 엄선하여 엮어낸 명반입니다. 이 음반은 단순한 히트곡의 나열을 넘어, 문학과 음악이 가장 완벽한 형태로 조우했던 프렌치 샹송의 황금기를 증언하는 역사적 기록물입니다. 자크 프레베르, 레몽 크노의 시가 그녀의 입술을 통해 비로소 육화(肉化)되었고, 조르주 브라상스, 레오 페레, 그리고 젊은 날의 세르주 갱스부르가 헌정한 선율들이 그녀의 드라마틱한 낭송조 창법을 거치며 불멸의 생명력을 얻었습니다.</w:t>
+      </w:r>
+    </w:p>
+    <w:p>
+      <w:pPr>
+        <w:spacing w:line="324" w:lineRule="auto" w:after="120"/>
+      </w:pPr>
+      <w:r>
+        <w:rPr w:rFonts="맑은 고딕">
+          <w:rFonts w:ascii="맑은 고딕" w:hAnsi="맑은 고딕" w:eastAsia="맑은 고딕"/>
+          <w:b w:val="0"/>
+          <w:sz w:val="21"/>
+        </w:rPr>
+        <w:t>그레코가 음악을 통해 전하고자 했던 철학은 타협 없는 자유와 인간 실존에 대한 지극한 응시였습니다. 그녀는 노래를 부른 것이 아니라, 삶의 부조리와 사랑의 비극, 그리고 자유의 숭고함을 온몸으로 연기하고 웅변했습니다. 절제된 몸짓과 서늘하리만치 지적인 발성 속에 스며든 멜랑콜리는 반세기가 훌쩍 지난 오늘날에도 여전히 퇴색되지 않은 서정적 전율을 선사합니다.</w:t>
+      </w:r>
+    </w:p>
+    <w:p>
+      <w:pPr>
+        <w:spacing w:line="324" w:lineRule="auto" w:after="120"/>
+      </w:pPr>
+      <w:r>
+        <w:rPr w:rFonts="맑은 고딕">
+          <w:rFonts w:ascii="맑은 고딕" w:hAnsi="맑은 고딕" w:eastAsia="맑은 고딕"/>
+          <w:b w:val="0"/>
+          <w:sz w:val="21"/>
+        </w:rPr>
+        <w:t>《Le Disque D'Or》의 그루브를 따라 흐르는 소리는 안개 낀 센강의 축축한 밤공기와 지하 카바레의 자욱한 담배 연기, 그리고 영원히 늙지 않는 청춘의 고뇌를 품고 있습니다. 시간의 풍파를 견뎌낸 그녀의 예술은 아날로그 바이닐의 결을 타고 흐를 때 비로소 그 본연의 질감과 온도를 회복하며, 듣는 이로 하여금 깊은 사색과 낭만의 심연으로 침잠하게 만듭니다.</w:t>
       </w:r>
     </w:p>
     <w:p>
@@ -168,7 +200,7 @@
           <w:b w:val="0"/>
           <w:sz w:val="21"/>
         </w:rPr>
-        <w:t>1960~70년대 프랑스 필립스(Philips) 레이블을 중심으로 기획 발매된 골든 베스트 컴필레이션 음반으로, 줄리엣 그레코가 프랑스 지성계와 뜨겁게 호흡하며 남긴 찬란한 녹음 유산들을 집대성한 역사적 명반입니다.</w:t>
+        <w:t>1950~60년대 프랑스 샹송의 르네상스를 이끈 명문 레이블 필립스(Philips) 등에서 기획·발매한 골든 베스트 컬렉션으로, 줄리엣 그레코의 전성기 예술 세계를 집대성한 음반</w:t>
       </w:r>
     </w:p>
     <w:p>
@@ -199,7 +231,7 @@
           <w:b w:val="0"/>
           <w:sz w:val="21"/>
         </w:rPr>
-        <w:t>발매 당시 프랑스 본국은 물론 유럽 전역과 일본 등지에서 높은 판매고를 기록하며 차트 상위권에 올랐고, '황금 디스크(골드 레코드)'라는 타이틀에 걸맞은 대중적 사랑을 받으며 샹송 애호가들의 필청반으로 확고히 자리매김했습니다.</w:t>
+        <w:t>발매 직후 프랑스는 물론 유럽 전역에서 '골든 디스크' 칭호에 걸맞은 폭발적인 판매고를 기록하였으며, 프렌치 샹송 애호가들의 필청반으로 장기 스테디셀러의 위치를 확립함</w:t>
       </w:r>
     </w:p>
     <w:p>
@@ -230,7 +262,7 @@
           <w:b w:val="0"/>
           <w:sz w:val="21"/>
         </w:rPr>
-        <w:t>프랑스 음반계 최고 권위의 아카데미 샤를 크로(Académie Charles-Cros) 그랑프리 수상을 비롯하여, 레지옹 도뇌르 훈장과 문화예술공로훈장 코망되르를 수훈한 거장의 위엄과 음악적 권위가 오롯이 담겨 있습니다.</w:t>
+        <w:t>프랑스 음반계 최고의 영예인 '샤를 크로 아카데미 대상(Grand Prix du Disque de l'Académie Charles-Cros)' 수상을 비롯해, 훗날 프랑스 정부로부터 레지옹 도뇌르 훈장과 문화예술공로훈장 코망되르를 수훈하며 음악사적 위상을 공인받음</w:t>
       </w:r>
     </w:p>
     <w:p>
@@ -306,7 +338,7 @@
           <w:b w:val="0"/>
           <w:sz w:val="21"/>
         </w:rPr>
-        <w:t>1927년 2월 7일 ~ 2020년 9월 23일</w:t>
+        <w:t>1927년 2월 7일 – 2020년 9월 23일</w:t>
       </w:r>
     </w:p>
     <w:p>
@@ -368,7 +400,7 @@
           <w:b w:val="0"/>
           <w:sz w:val="21"/>
         </w:rPr>
-        <w:t>줄리엣 그레코는 제2차 세계대전 직후 파리의 지적·예술적 해방구였던 생제르맹데프레의 '영원한 뮤즈'이자 프랑스 샹송의 자존심으로 불린 전설적인 보컬리스트입니다. 특유의 지적이고 관능적인 콘트랄토(Contralto) 보이스와 완벽한 시적 딕션으로 문학과 음악의 경계를 허물며 20세기 유럽 문화사에 독보적인 족적을 남겼습니다.</w:t>
+        <w:t>실존주의 문학 운동의 뮤즈이자 프랑스 문화의 독보적 아이콘으로, 문학성이 극대화된 '샹송 아 텍스트(Chanson à texte)'의 독보적인 지평을 열었습니다. 검은 의상과 매혹적인 저음, 뛰어난 극적 해석력으로 20세기 유럽 대중음악을 순수 예술의 경지로 끌어올린 위대한 보컬리스트입니다.</w:t>
       </w:r>
     </w:p>
     <w:p>
@@ -413,7 +445,7 @@
           <w:b w:val="0"/>
           <w:sz w:val="21"/>
         </w:rPr>
-        <w:t>본작은 전후 유럽의 시대정신 속에서 '가사를 노래하는 예술(Chanson à texte)'이 도달할 수 있는 미학적 정점을 증명한 앨범입니다. 레오 페레, 세르주 갱스부르, 자크 브렐 등 당대 최고의 시인과 작곡가들이 헌정한 걸작들이 그레코라는 비할 데 없는 프리즘을 거치며 프랑스 현대 예술가곡의 완벽한 전범으로 승화되었습니다.</w:t>
+        <w:t>당대 최고의 문인들과 천재 작곡가들의 작품이 오직 한 사람의 목소리를 통해 어떻게 하나의 거대한 예술적 소우주를 형성하는지 입증한 앨범으로, 팝과 순수 문학의 경계를 허문 샹송 역사의 기념비적 정점입니다.</w:t>
       </w:r>
     </w:p>
     <w:p>
@@ -444,7 +476,7 @@
           <w:b w:val="0"/>
           <w:sz w:val="21"/>
         </w:rPr>
-        <w:t>전쟁의 폐허와 상흔을 딛고 피어난 카르티에 라탱의 지하 카페 '타부(Le Tabou)'의 짙은 담배 연기, 알베르 카뮈와 사르트르가 나누던 실존적 고뇌의 공기가 그대로 배어 있습니다. 절망 속에서도 자유와 사랑을 갈망하던 당대 청춘들의 심미적 낭만과 시대적 온도가 그녀의 깊은 호흡마다 서려 있습니다.</w:t>
+        <w:t>전쟁의 참화 속에서 전통적 가치관이 붕괴된 후, 삶의 진정성을 찾아 파리 생제르맹 카바레 '타부(Le Tabou)'로 모여들었던 보헤미안 청년들의 고뇌와 낭만, 시대의 공허를 정면으로 응시하던 실존주의적 열정이 농밀하게 담겨 있습니다.</w:t>
       </w:r>
     </w:p>
     <w:p>
@@ -489,7 +521,7 @@
           <w:b w:val="0"/>
           <w:sz w:val="21"/>
         </w:rPr>
-        <w:t>파리의 하늘 아래 흐르는 삶의 애환과 서정을 유려하게 노래한 'Sous le ciel de Paris', 관능과 도발의 미학을 지극히 우아하게 읊조리는 'Déshabillez-moi', 그리고 세르주 갱스부르의 섬세한 멜로디에 실린 애틋한 시정이 돋보이는 'La Javanaise' 등 수록곡 하나하나가 한 편의 완벽한 흑백 모노드라마처럼 전개됩니다.</w:t>
+        <w:t>세르주 갱스부르의 섬세한 멜로디와 그레코의 관능적 속삭임이 빚어낸 걸작 "La Javanaise", 도발적인 사랑의 유희를 우아하고 당당하게 표현한 "Déshabillez-moi", 레몽 크노의 시에 멜로디를 입혀 덧없는 청춘의 찰나를 애절하게 노래한 "Si tu t'imagines", 파리의 서정과 애수가 물씬 풍기는 "Sous le ciel de Paris" 등 시적 품격이 극대화된 명곡들로 채워져 있습니다.</w:t>
       </w:r>
     </w:p>
     <w:p>
@@ -520,7 +552,7 @@
           <w:b w:val="0"/>
           <w:sz w:val="21"/>
         </w:rPr>
-        <w:t>턴테이블의 카트리지가 소리골을 스치며 일으키는 미세한 마찰음마저 센강의 빗소리처럼 낭만적으로 다가오는 음반입니다. 진공관 앰프의 온화한 배음과 밀도 높은 중음역을 재생하는 빈티지 스피커를 매칭할 때, 귀가를 부드럽게 감싸는 그녀의 깊고 어두운 저음과 속삭이듯 섬세한 숨결이 리스닝 룸을 단숨에 파리의 심야 살롱으로 물들입니다.</w:t>
+        <w:t>진공관 앰프 특유의 두툼하고 따뜻한 중음역과 섬세한 턴테이블 카트리지가 조화를 이룰 때 진가를 발휘합니다. 특히 그레코의 명확한 프랑스어 발음 자음과 숨소리의 미세한 떨림, 현악 오케스트레이션의 공간감이 바이닐의 자연스러운 배음과 어우러져 한밤중 파리의 은밀한 살롱에 와 있는 듯한 환상적인 임장감을 선사합니다.</w:t>
       </w:r>
     </w:p>
     <w:p>
@@ -551,7 +583,7 @@
           <w:b w:val="0"/>
           <w:sz w:val="21"/>
         </w:rPr>
-        <w:t>프랑스 문화 예술의 황금기를 관통하는 줄리엣 그레코의 독보적인 예술혼이 응축된 명반으로, 아날로그 시절 특유의 풍윤하고 깊이 있는 마스터링 사운드를 그대로 간직하고 있어 정통 프렌치 샹송과 빈티지 보컬 LP를 사랑하는 컬렉터라면 반드시 곁에 두어야 할 영구 소장반입니다.</w:t>
+        <w:t>한 시대의 지성과 낭만이 결합하여 탄생시킨 프렌치 보헤미안 사운드의 정수를 단 한 장의 바이닐로 온전히 소장할 수 있는 필청 컬렉터스 아이템으로, 아날로그 샹송 애호가라면 반드시 서재의 한 켠을 내어주어야 할 음반입니다.</w:t>
       </w:r>
     </w:p>
     <w:p>
@@ -565,7 +597,7 @@
           <w:color w:val="4338CA"/>
           <w:sz w:val="21"/>
         </w:rPr>
-        <w:t>이 음반을 통해 20세기 파리의 밤을 낭만과 지성으로 물들였던 줄리엣 그레코의 흑백 미학이 전해주는 감동을 다시 한번 경험해 보시는 것은 어떨까요?</w:t>
+        <w:t>이 음반을 통해 전후 파리의 낭만과 지성이 빚어낸 샹송의 깊은 울림이 전해주는 감동을 다시 한번 경험해 보시는 것은 어떨까요?</w:t>
       </w:r>
     </w:p>
     <w:sectPr>
